--- a/System-Revision-April-30.docx
+++ b/System-Revision-April-30.docx
@@ -23,6 +23,14 @@
     </w:p>
     <w:p/>
     <w:p>
+      <w:r>
+        <w:rPr>
+          <w:b/>
+          <w:bCs/>
+          <w:color w:val="008000"/>
+        </w:rPr>
+        <w:t xml:space="preserve">[DONE] </w:t>
+      </w:r>
       <w:r>
         <w:t xml:space="preserve">Patients </w:t>
       </w:r>
@@ -174,6 +182,14 @@
     <w:p/>
     <w:p>
       <w:r>
+        <w:rPr>
+          <w:b/>
+          <w:bCs/>
+          <w:color w:val="008000"/>
+        </w:rPr>
+        <w:t xml:space="preserve">[DONE] </w:t>
+      </w:r>
+      <w:r>
         <w:t>Past time should not be visible</w:t>
       </w:r>
     </w:p>
@@ -322,6 +338,14 @@
       </w:r>
     </w:p>
     <w:p>
+      <w:r>
+        <w:rPr>
+          <w:b/>
+          <w:bCs/>
+          <w:color w:val="008000"/>
+        </w:rPr>
+        <w:t xml:space="preserve">[DONE] </w:t>
+      </w:r>
       <w:r>
         <w:t>Add arrived time when arrived.</w:t>
       </w:r>
@@ -422,6 +446,14 @@
       </w:r>
     </w:p>
     <w:p>
+      <w:r>
+        <w:rPr>
+          <w:b/>
+          <w:bCs/>
+          <w:color w:val="008000"/>
+        </w:rPr>
+        <w:t xml:space="preserve">[DONE] </w:t>
+      </w:r>
       <w:r>
         <w:t xml:space="preserve">Changeable doctor and </w:t>
       </w:r>
@@ -1270,6 +1302,14 @@
     <w:p/>
     <w:p>
       <w:r>
+        <w:rPr>
+          <w:b/>
+          <w:bCs/>
+          <w:color w:val="008000"/>
+        </w:rPr>
+        <w:t xml:space="preserve">[DONE] </w:t>
+      </w:r>
+      <w:r>
         <w:t>OTP Box per Digit</w:t>
       </w:r>
     </w:p>
@@ -1779,6 +1819,14 @@
     <w:p/>
     <w:p>
       <w:r>
+        <w:rPr>
+          <w:b/>
+          <w:bCs/>
+          <w:color w:val="008000"/>
+        </w:rPr>
+        <w:t xml:space="preserve">[DONE] </w:t>
+      </w:r>
+      <w:r>
         <w:t>Age on Rx</w:t>
       </w:r>
     </w:p>
@@ -1915,6 +1963,14 @@
     </w:p>
     <w:p/>
     <w:p>
+      <w:r>
+        <w:rPr>
+          <w:b/>
+          <w:bCs/>
+          <w:color w:val="008000"/>
+        </w:rPr>
+        <w:t xml:space="preserve">[DONE] </w:t>
+      </w:r>
       <w:r>
         <w:t>A</w:t>
       </w:r>
@@ -2204,6 +2260,14 @@
           <w:tab w:val="left" w:pos="1785"/>
         </w:tabs>
       </w:pPr>
+      <w:r>
+        <w:rPr>
+          <w:b/>
+          <w:bCs/>
+          <w:color w:val="008000"/>
+        </w:rPr>
+        <w:t xml:space="preserve">[DONE] </w:t>
+      </w:r>
       <w:r>
         <w:t>Error pops out in step 2</w:t>
       </w:r>

--- a/System-Revision-April-30.docx
+++ b/System-Revision-April-30.docx
@@ -19,36 +19,6 @@
           <w:szCs w:val="24"/>
         </w:rPr>
         <w:t>System Revision</w:t>
-      </w:r>
-    </w:p>
-    <w:p/>
-    <w:p>
-      <w:r>
-        <w:rPr>
-          <w:b/>
-          <w:bCs/>
-          <w:color w:val="008000"/>
-        </w:rPr>
-        <w:t xml:space="preserve">[DONE] </w:t>
-      </w:r>
-      <w:r>
-        <w:t xml:space="preserve">Patients </w:t>
-      </w:r>
-      <w:proofErr w:type="spellStart"/>
-      <w:r>
-        <w:t>appointmens</w:t>
-      </w:r>
-      <w:proofErr w:type="spellEnd"/>
-      <w:r>
-        <w:t xml:space="preserve"> can cancel </w:t>
-      </w:r>
-      <w:proofErr w:type="spellStart"/>
-      <w:r>
-        <w:t>everytime</w:t>
-      </w:r>
-      <w:proofErr w:type="spellEnd"/>
-      <w:r>
-        <w:t xml:space="preserve"> but not the approved one</w:t>
       </w:r>
     </w:p>
     <w:p/>
@@ -100,32 +70,20 @@
       <w:r>
         <w:t xml:space="preserve">Must </w:t>
       </w:r>
-      <w:proofErr w:type="gramStart"/>
-      <w:r>
-        <w:t>startup</w:t>
-      </w:r>
-      <w:proofErr w:type="gramEnd"/>
+      <w:r>
+        <w:t>start up</w:t>
+      </w:r>
       <w:r>
         <w:t xml:space="preserve"> when the patient first login on their account.</w:t>
       </w:r>
     </w:p>
     <w:p>
       <w:r>
-        <w:t xml:space="preserve">The information, question, answers to be input must </w:t>
-      </w:r>
-      <w:proofErr w:type="gramStart"/>
-      <w:r>
-        <w:t>like a</w:t>
-      </w:r>
-      <w:proofErr w:type="gramEnd"/>
-      <w:r>
-        <w:t xml:space="preserve"> </w:t>
-      </w:r>
-      <w:proofErr w:type="gramStart"/>
-      <w:r>
-        <w:t>duplicate</w:t>
-      </w:r>
-      <w:proofErr w:type="gramEnd"/>
+        <w:t xml:space="preserve">The information, question, answers to be input must like a </w:t>
+      </w:r>
+      <w:r>
+        <w:t>duplicated</w:t>
+      </w:r>
       <w:r>
         <w:t xml:space="preserve"> from reference.</w:t>
       </w:r>
@@ -135,91 +93,6 @@
         <w:t>booking</w:t>
       </w:r>
     </w:p>
-    <w:p>
-      <w:r>
-        <w:rPr>
-          <w:noProof/>
-        </w:rPr>
-        <w:drawing>
-          <wp:inline distT="0" distB="0" distL="0" distR="0" wp14:anchorId="10B201E7" wp14:editId="17FFC1A8">
-            <wp:extent cx="5266055" cy="3161030"/>
-            <wp:effectExtent l="0" t="0" r="6985" b="8890"/>
-            <wp:docPr id="1032" name="Picture 7"/>
-            <wp:cNvGraphicFramePr>
-              <a:graphicFrameLocks xmlns:a="http://schemas.openxmlformats.org/drawingml/2006/main"/>
-            </wp:cNvGraphicFramePr>
-            <a:graphic xmlns:a="http://schemas.openxmlformats.org/drawingml/2006/main">
-              <a:graphicData uri="http://schemas.openxmlformats.org/drawingml/2006/picture">
-                <pic:pic xmlns:pic="http://schemas.openxmlformats.org/drawingml/2006/picture">
-                  <pic:nvPicPr>
-                    <pic:cNvPr id="6" name="Picture 7"/>
-                    <pic:cNvPicPr/>
-                  </pic:nvPicPr>
-                  <pic:blipFill>
-                    <a:blip r:embed="rId7" cstate="print"/>
-                    <a:srcRect/>
-                    <a:stretch/>
-                  </pic:blipFill>
-                  <pic:spPr>
-                    <a:xfrm>
-                      <a:off x="0" y="0"/>
-                      <a:ext cx="5266055" cy="3161030"/>
-                    </a:xfrm>
-                    <a:prstGeom prst="rect">
-                      <a:avLst/>
-                    </a:prstGeom>
-                    <a:ln>
-                      <a:noFill/>
-                    </a:ln>
-                  </pic:spPr>
-                </pic:pic>
-              </a:graphicData>
-            </a:graphic>
-          </wp:inline>
-        </w:drawing>
-      </w:r>
-    </w:p>
-    <w:p/>
-    <w:p>
-      <w:r>
-        <w:rPr>
-          <w:b/>
-          <w:bCs/>
-          <w:color w:val="008000"/>
-        </w:rPr>
-        <w:t xml:space="preserve">[DONE] </w:t>
-      </w:r>
-      <w:r>
-        <w:t>Past time should not be visible</w:t>
-      </w:r>
-    </w:p>
-    <w:p>
-      <w:r>
-        <w:t xml:space="preserve">For </w:t>
-      </w:r>
-      <w:proofErr w:type="gramStart"/>
-      <w:r>
-        <w:t>example :</w:t>
-      </w:r>
-      <w:proofErr w:type="gramEnd"/>
-      <w:r>
-        <w:t xml:space="preserve"> Time check 3pm. </w:t>
-      </w:r>
-    </w:p>
-    <w:p>
-      <w:r>
-        <w:t xml:space="preserve">From 8am to 2:29pm is not pickable. </w:t>
-      </w:r>
-    </w:p>
-    <w:p/>
-    <w:p/>
-    <w:p/>
-    <w:p/>
-    <w:p/>
-    <w:p/>
-    <w:p/>
-    <w:p/>
-    <w:p/>
     <w:p/>
     <w:p/>
     <w:p>
@@ -248,7 +121,7 @@
                     <pic:cNvPicPr/>
                   </pic:nvPicPr>
                   <pic:blipFill>
-                    <a:blip r:embed="rId8" cstate="print"/>
+                    <a:blip r:embed="rId7" cstate="print"/>
                     <a:srcRect/>
                     <a:stretch/>
                   </pic:blipFill>
@@ -293,6 +166,7 @@
         <w:rPr>
           <w:noProof/>
         </w:rPr>
+        <w:lastRenderedPageBreak/>
         <w:drawing>
           <wp:inline distT="0" distB="0" distL="0" distR="0" wp14:anchorId="33A94E1B" wp14:editId="012641CC">
             <wp:extent cx="5262245" cy="2294890"/>
@@ -309,7 +183,7 @@
                     <pic:cNvPicPr/>
                   </pic:nvPicPr>
                   <pic:blipFill>
-                    <a:blip r:embed="rId9" cstate="print"/>
+                    <a:blip r:embed="rId8" cstate="print"/>
                     <a:srcRect/>
                     <a:stretch/>
                   </pic:blipFill>
@@ -339,41 +213,38 @@
     </w:p>
     <w:p>
       <w:r>
-        <w:rPr>
-          <w:b/>
-          <w:bCs/>
-          <w:color w:val="008000"/>
-        </w:rPr>
-        <w:t xml:space="preserve">[DONE] </w:t>
-      </w:r>
-      <w:r>
-        <w:t>Add arrived time when arrived.</w:t>
-      </w:r>
-    </w:p>
-    <w:p>
-      <w:r>
         <w:t xml:space="preserve">The view button </w:t>
       </w:r>
+      <w:r>
+        <w:t>redirects</w:t>
+      </w:r>
+      <w:r>
+        <w:t xml:space="preserve"> </w:t>
+      </w:r>
       <w:proofErr w:type="gramStart"/>
       <w:r>
-        <w:t>redirect</w:t>
+        <w:t>to</w:t>
       </w:r>
       <w:proofErr w:type="gramEnd"/>
       <w:r>
-        <w:t xml:space="preserve"> to dental chart first for dentist. (</w:t>
-      </w:r>
-      <w:proofErr w:type="gramStart"/>
-      <w:r>
-        <w:t>dental</w:t>
-      </w:r>
-      <w:proofErr w:type="gramEnd"/>
+        <w:t xml:space="preserve"> dental chart first for dentist. (</w:t>
+      </w:r>
+      <w:r>
+        <w:t>Dental</w:t>
+      </w:r>
       <w:r>
         <w:t xml:space="preserve"> chart, prescription….)</w:t>
       </w:r>
     </w:p>
     <w:p>
       <w:r>
-        <w:t xml:space="preserve">For receptionist, redirected to check in. Dental chart and </w:t>
+        <w:t xml:space="preserve">For receptionist, redirected to check in. Dental </w:t>
+      </w:r>
+      <w:r>
+        <w:t>charts</w:t>
+      </w:r>
+      <w:r>
+        <w:t xml:space="preserve"> and </w:t>
       </w:r>
       <w:proofErr w:type="spellStart"/>
       <w:r>
@@ -383,95 +254,11 @@
       <w:r>
         <w:t xml:space="preserve"> are not </w:t>
       </w:r>
-      <w:proofErr w:type="gramStart"/>
-      <w:r>
-        <w:t>editable .</w:t>
-      </w:r>
-      <w:proofErr w:type="gramEnd"/>
-    </w:p>
-    <w:p/>
-    <w:p>
-      <w:r>
-        <w:t xml:space="preserve">Receptionist/Dentist &gt; Appointments &gt; view&gt; </w:t>
-      </w:r>
-      <w:proofErr w:type="spellStart"/>
-      <w:r>
-        <w:t>Checkin</w:t>
-      </w:r>
-      <w:proofErr w:type="spellEnd"/>
-    </w:p>
-    <w:p>
-      <w:r>
-        <w:rPr>
-          <w:noProof/>
-        </w:rPr>
-        <w:lastRenderedPageBreak/>
-        <w:drawing>
-          <wp:inline distT="0" distB="0" distL="0" distR="0" wp14:anchorId="33B6D65F" wp14:editId="084ADB40">
-            <wp:extent cx="5227320" cy="2331720"/>
-            <wp:effectExtent l="0" t="0" r="0" b="0"/>
-            <wp:docPr id="1038" name="Picture 18"/>
-            <wp:cNvGraphicFramePr>
-              <a:graphicFrameLocks xmlns:a="http://schemas.openxmlformats.org/drawingml/2006/main"/>
-            </wp:cNvGraphicFramePr>
-            <a:graphic xmlns:a="http://schemas.openxmlformats.org/drawingml/2006/main">
-              <a:graphicData uri="http://schemas.openxmlformats.org/drawingml/2006/picture">
-                <pic:pic xmlns:pic="http://schemas.openxmlformats.org/drawingml/2006/picture">
-                  <pic:nvPicPr>
-                    <pic:cNvPr id="12" name="Picture 18"/>
-                    <pic:cNvPicPr/>
-                  </pic:nvPicPr>
-                  <pic:blipFill>
-                    <a:blip r:embed="rId10" cstate="print"/>
-                    <a:srcRect/>
-                    <a:stretch/>
-                  </pic:blipFill>
-                  <pic:spPr>
-                    <a:xfrm>
-                      <a:off x="0" y="0"/>
-                      <a:ext cx="5227320" cy="2331720"/>
-                    </a:xfrm>
-                    <a:prstGeom prst="rect">
-                      <a:avLst/>
-                    </a:prstGeom>
-                    <a:ln>
-                      <a:noFill/>
-                    </a:ln>
-                  </pic:spPr>
-                </pic:pic>
-              </a:graphicData>
-            </a:graphic>
-          </wp:inline>
-        </w:drawing>
-      </w:r>
-    </w:p>
-    <w:p>
-      <w:r>
-        <w:rPr>
-          <w:b/>
-          <w:bCs/>
-          <w:color w:val="008000"/>
-        </w:rPr>
-        <w:t xml:space="preserve">[DONE] </w:t>
-      </w:r>
-      <w:r>
-        <w:t xml:space="preserve">Changeable doctor and </w:t>
-      </w:r>
-      <w:proofErr w:type="spellStart"/>
-      <w:r>
-        <w:t>makikita</w:t>
-      </w:r>
-      <w:proofErr w:type="spellEnd"/>
-      <w:r>
-        <w:t xml:space="preserve"> ang</w:t>
-      </w:r>
-      <w:r>
-        <w:t xml:space="preserve"> arrive time</w:t>
-      </w:r>
-      <w:r>
-        <w:t xml:space="preserve"> ng patient</w:t>
-      </w:r>
-    </w:p>
+      <w:r>
+        <w:t>editable.</w:t>
+      </w:r>
+    </w:p>
+    <w:p/>
     <w:p/>
     <w:p>
       <w:r>
@@ -494,7 +281,7 @@
                     <pic:cNvPicPr/>
                   </pic:nvPicPr>
                   <pic:blipFill>
-                    <a:blip r:embed="rId11" cstate="print"/>
+                    <a:blip r:embed="rId9" cstate="print"/>
                     <a:srcRect/>
                     <a:stretch/>
                   </pic:blipFill>
@@ -543,7 +330,7 @@
                     <pic:cNvPicPr/>
                   </pic:nvPicPr>
                   <pic:blipFill>
-                    <a:blip r:embed="rId12" cstate="print"/>
+                    <a:blip r:embed="rId10" cstate="print"/>
                     <a:srcRect/>
                     <a:stretch/>
                   </pic:blipFill>
@@ -570,11 +357,9 @@
       <w:r>
         <w:t xml:space="preserve">The amount of medicine </w:t>
       </w:r>
-      <w:proofErr w:type="gramStart"/>
-      <w:r>
-        <w:t>are</w:t>
-      </w:r>
-      <w:proofErr w:type="gramEnd"/>
+      <w:r>
+        <w:t>is</w:t>
+      </w:r>
       <w:r>
         <w:t xml:space="preserve"> included </w:t>
       </w:r>
@@ -615,7 +400,7 @@
                     <pic:cNvPicPr/>
                   </pic:nvPicPr>
                   <pic:blipFill>
-                    <a:blip r:embed="rId13" cstate="print"/>
+                    <a:blip r:embed="rId11" cstate="print"/>
                     <a:srcRect/>
                     <a:stretch/>
                   </pic:blipFill>
@@ -670,7 +455,7 @@
                     <pic:cNvPicPr/>
                   </pic:nvPicPr>
                   <pic:blipFill>
-                    <a:blip r:embed="rId14" cstate="print"/>
+                    <a:blip r:embed="rId12" cstate="print"/>
                     <a:srcRect/>
                     <a:stretch/>
                   </pic:blipFill>
@@ -726,7 +511,7 @@
                     <pic:cNvPicPr/>
                   </pic:nvPicPr>
                   <pic:blipFill>
-                    <a:blip r:embed="rId15" cstate="print"/>
+                    <a:blip r:embed="rId13" cstate="print"/>
                     <a:srcRect/>
                     <a:stretch/>
                   </pic:blipFill>
@@ -778,7 +563,7 @@
                     <pic:cNvPicPr/>
                   </pic:nvPicPr>
                   <pic:blipFill>
-                    <a:blip r:embed="rId16" cstate="print"/>
+                    <a:blip r:embed="rId14" cstate="print"/>
                     <a:srcRect/>
                     <a:stretch/>
                   </pic:blipFill>
@@ -829,7 +614,7 @@
                     <pic:cNvPicPr/>
                   </pic:nvPicPr>
                   <pic:blipFill>
-                    <a:blip r:embed="rId17" cstate="print"/>
+                    <a:blip r:embed="rId15" cstate="print"/>
                     <a:srcRect/>
                     <a:stretch/>
                   </pic:blipFill>
@@ -886,7 +671,7 @@
                     <pic:cNvPicPr/>
                   </pic:nvPicPr>
                   <pic:blipFill>
-                    <a:blip r:embed="rId18" cstate="print"/>
+                    <a:blip r:embed="rId16" cstate="print"/>
                     <a:srcRect/>
                     <a:stretch/>
                   </pic:blipFill>
@@ -954,7 +739,7 @@
                     </pic:cNvPicPr>
                   </pic:nvPicPr>
                   <pic:blipFill>
-                    <a:blip r:embed="rId19">
+                    <a:blip r:embed="rId17">
                       <a:extLst>
                         <a:ext uri="{28A0092B-C50C-407E-A947-70E740481C1C}">
                           <a14:useLocalDpi xmlns:a14="http://schemas.microsoft.com/office/drawing/2010/main" val="0"/>
@@ -1029,7 +814,7 @@
                     </pic:cNvPicPr>
                   </pic:nvPicPr>
                   <pic:blipFill>
-                    <a:blip r:embed="rId20" cstate="print">
+                    <a:blip r:embed="rId18" cstate="print">
                       <a:extLst>
                         <a:ext uri="{28A0092B-C50C-407E-A947-70E740481C1C}">
                           <a14:useLocalDpi xmlns:a14="http://schemas.microsoft.com/office/drawing/2010/main" val="0"/>
@@ -1131,7 +916,7 @@
                     <pic:cNvPicPr/>
                   </pic:nvPicPr>
                   <pic:blipFill>
-                    <a:blip r:embed="rId21" cstate="print"/>
+                    <a:blip r:embed="rId19" cstate="print"/>
                     <a:srcRect/>
                     <a:stretch/>
                   </pic:blipFill>
@@ -1158,11 +943,9 @@
       <w:r>
         <w:t xml:space="preserve">Doctors must have a </w:t>
       </w:r>
-      <w:proofErr w:type="gramStart"/>
-      <w:r>
-        <w:t>calendar based</w:t>
-      </w:r>
-      <w:proofErr w:type="gramEnd"/>
+      <w:r>
+        <w:t>calendar-based</w:t>
+      </w:r>
       <w:r>
         <w:t xml:space="preserve"> schedule</w:t>
       </w:r>
@@ -1171,19 +954,15 @@
       </w:r>
     </w:p>
     <w:p>
-      <w:proofErr w:type="gramStart"/>
-      <w:r>
-        <w:t>Also</w:t>
-      </w:r>
-      <w:proofErr w:type="gramEnd"/>
+      <w:r>
+        <w:t>Also,</w:t>
+      </w:r>
       <w:r>
         <w:t xml:space="preserve"> Open Days are </w:t>
       </w:r>
-      <w:proofErr w:type="spellStart"/>
-      <w:r>
-        <w:t>calendat</w:t>
-      </w:r>
-      <w:proofErr w:type="spellEnd"/>
+      <w:r>
+        <w:t>calendar</w:t>
+      </w:r>
       <w:r>
         <w:t xml:space="preserve"> based</w:t>
       </w:r>
@@ -1199,170 +978,20 @@
       <w:r>
         <w:t xml:space="preserve">Patients can create parental control </w:t>
       </w:r>
-      <w:proofErr w:type="gramStart"/>
-      <w:r>
-        <w:t>account</w:t>
-      </w:r>
-      <w:proofErr w:type="gramEnd"/>
-      <w:r>
-        <w:t xml:space="preserve"> for account safety. 1 parent account can have multiple child </w:t>
-      </w:r>
-      <w:proofErr w:type="gramStart"/>
-      <w:r>
-        <w:t>account</w:t>
-      </w:r>
-      <w:proofErr w:type="gramEnd"/>
-      <w:r>
-        <w:t>.</w:t>
-      </w:r>
-    </w:p>
+      <w:r>
+        <w:t>accounts</w:t>
+      </w:r>
+      <w:r>
+        <w:t xml:space="preserve"> for account safety. 1 parent account can have multiple child account</w:t>
+      </w:r>
+    </w:p>
+    <w:p/>
     <w:p/>
     <w:p>
       <w:r>
         <w:rPr>
           <w:noProof/>
         </w:rPr>
-        <w:drawing>
-          <wp:anchor distT="0" distB="0" distL="114300" distR="114300" simplePos="0" relativeHeight="251653632" behindDoc="1" locked="0" layoutInCell="1" allowOverlap="1" wp14:anchorId="027B3AF3" wp14:editId="7472AE52">
-            <wp:simplePos x="0" y="0"/>
-            <wp:positionH relativeFrom="column">
-              <wp:posOffset>-81542</wp:posOffset>
-            </wp:positionH>
-            <wp:positionV relativeFrom="paragraph">
-              <wp:posOffset>151415</wp:posOffset>
-            </wp:positionV>
-            <wp:extent cx="3857657" cy="2869324"/>
-            <wp:effectExtent l="0" t="0" r="0" b="7620"/>
-            <wp:wrapTight wrapText="bothSides">
-              <wp:wrapPolygon edited="0">
-                <wp:start x="0" y="0"/>
-                <wp:lineTo x="0" y="21514"/>
-                <wp:lineTo x="21440" y="21514"/>
-                <wp:lineTo x="21440" y="0"/>
-                <wp:lineTo x="0" y="0"/>
-              </wp:wrapPolygon>
-            </wp:wrapTight>
-            <wp:docPr id="2008826070" name="Picture 1"/>
-            <wp:cNvGraphicFramePr>
-              <a:graphicFrameLocks xmlns:a="http://schemas.openxmlformats.org/drawingml/2006/main" noChangeAspect="1"/>
-            </wp:cNvGraphicFramePr>
-            <a:graphic xmlns:a="http://schemas.openxmlformats.org/drawingml/2006/main">
-              <a:graphicData uri="http://schemas.openxmlformats.org/drawingml/2006/picture">
-                <pic:pic xmlns:pic="http://schemas.openxmlformats.org/drawingml/2006/picture">
-                  <pic:nvPicPr>
-                    <pic:cNvPr id="2008826070" name="Picture 2008826070"/>
-                    <pic:cNvPicPr/>
-                  </pic:nvPicPr>
-                  <pic:blipFill>
-                    <a:blip r:embed="rId22">
-                      <a:extLst>
-                        <a:ext uri="{28A0092B-C50C-407E-A947-70E740481C1C}">
-                          <a14:useLocalDpi xmlns:a14="http://schemas.microsoft.com/office/drawing/2010/main" val="0"/>
-                        </a:ext>
-                      </a:extLst>
-                    </a:blip>
-                    <a:stretch>
-                      <a:fillRect/>
-                    </a:stretch>
-                  </pic:blipFill>
-                  <pic:spPr>
-                    <a:xfrm>
-                      <a:off x="0" y="0"/>
-                      <a:ext cx="3857657" cy="2869324"/>
-                    </a:xfrm>
-                    <a:prstGeom prst="rect">
-                      <a:avLst/>
-                    </a:prstGeom>
-                  </pic:spPr>
-                </pic:pic>
-              </a:graphicData>
-            </a:graphic>
-          </wp:anchor>
-        </w:drawing>
-      </w:r>
-    </w:p>
-    <w:p/>
-    <w:p/>
-    <w:p/>
-    <w:p/>
-    <w:p/>
-    <w:p/>
-    <w:p/>
-    <w:p/>
-    <w:p/>
-    <w:p/>
-    <w:p/>
-    <w:p/>
-    <w:p/>
-    <w:p/>
-    <w:p/>
-    <w:p/>
-    <w:p/>
-    <w:p/>
-    <w:p/>
-    <w:p>
-      <w:r>
-        <w:rPr>
-          <w:b/>
-          <w:bCs/>
-          <w:color w:val="008000"/>
-        </w:rPr>
-        <w:t xml:space="preserve">[DONE] </w:t>
-      </w:r>
-      <w:r>
-        <w:t>OTP Box per Digit</w:t>
-      </w:r>
-    </w:p>
-    <w:p>
-      <w:r>
-        <w:rPr>
-          <w:noProof/>
-        </w:rPr>
-        <w:drawing>
-          <wp:inline distT="0" distB="0" distL="0" distR="0" wp14:anchorId="0DFC4B08" wp14:editId="64FBA6A8">
-            <wp:extent cx="5274310" cy="2834640"/>
-            <wp:effectExtent l="0" t="0" r="2540" b="3810"/>
-            <wp:docPr id="2053898411" name="Picture 1"/>
-            <wp:cNvGraphicFramePr>
-              <a:graphicFrameLocks xmlns:a="http://schemas.openxmlformats.org/drawingml/2006/main" noChangeAspect="1"/>
-            </wp:cNvGraphicFramePr>
-            <a:graphic xmlns:a="http://schemas.openxmlformats.org/drawingml/2006/main">
-              <a:graphicData uri="http://schemas.openxmlformats.org/drawingml/2006/picture">
-                <pic:pic xmlns:pic="http://schemas.openxmlformats.org/drawingml/2006/picture">
-                  <pic:nvPicPr>
-                    <pic:cNvPr id="2053898411" name=""/>
-                    <pic:cNvPicPr/>
-                  </pic:nvPicPr>
-                  <pic:blipFill>
-                    <a:blip r:embed="rId23"/>
-                    <a:stretch>
-                      <a:fillRect/>
-                    </a:stretch>
-                  </pic:blipFill>
-                  <pic:spPr>
-                    <a:xfrm>
-                      <a:off x="0" y="0"/>
-                      <a:ext cx="5274310" cy="2834640"/>
-                    </a:xfrm>
-                    <a:prstGeom prst="rect">
-                      <a:avLst/>
-                    </a:prstGeom>
-                  </pic:spPr>
-                </pic:pic>
-              </a:graphicData>
-            </a:graphic>
-          </wp:inline>
-        </w:drawing>
-      </w:r>
-    </w:p>
-    <w:p/>
-    <w:p/>
-    <w:p>
-      <w:r>
-        <w:rPr>
-          <w:noProof/>
-        </w:rPr>
-        <w:lastRenderedPageBreak/>
         <w:drawing>
           <wp:inline distT="0" distB="0" distL="0" distR="0" wp14:anchorId="1AE5B0BF" wp14:editId="6175F745">
             <wp:extent cx="5274310" cy="2834640"/>
@@ -1379,7 +1008,7 @@
                     <pic:cNvPicPr/>
                   </pic:nvPicPr>
                   <pic:blipFill>
-                    <a:blip r:embed="rId24" cstate="print">
+                    <a:blip r:embed="rId20" cstate="print">
                       <a:extLst>
                         <a:ext uri="{28A0092B-C50C-407E-A947-70E740481C1C}">
                           <a14:useLocalDpi xmlns:a14="http://schemas.microsoft.com/office/drawing/2010/main" val="0"/>
@@ -1425,7 +1054,7 @@
                     <pic:cNvPicPr/>
                   </pic:nvPicPr>
                   <pic:blipFill>
-                    <a:blip r:embed="rId25" cstate="print">
+                    <a:blip r:embed="rId21" cstate="print">
                       <a:extLst>
                         <a:ext uri="{28A0092B-C50C-407E-A947-70E740481C1C}">
                           <a14:useLocalDpi xmlns:a14="http://schemas.microsoft.com/office/drawing/2010/main" val="0"/>
@@ -1455,15 +1084,13 @@
     <w:p/>
     <w:p>
       <w:r>
-        <w:t>Patient information, dental chart, treatment label (</w:t>
-      </w:r>
-      <w:proofErr w:type="gramStart"/>
-      <w:r>
-        <w:t>no</w:t>
-      </w:r>
-      <w:proofErr w:type="gramEnd"/>
-      <w:r>
-        <w:t xml:space="preserve"> data)</w:t>
+        <w:t xml:space="preserve">Patient information, dental chart, treatment label (no </w:t>
+      </w:r>
+      <w:r>
+        <w:t xml:space="preserve">show of </w:t>
+      </w:r>
+      <w:r>
+        <w:t>data)</w:t>
       </w:r>
     </w:p>
     <w:p>
@@ -1498,7 +1125,7 @@
                     <pic:cNvPicPr/>
                   </pic:nvPicPr>
                   <pic:blipFill>
-                    <a:blip r:embed="rId26" cstate="print">
+                    <a:blip r:embed="rId22" cstate="print">
                       <a:extLst>
                         <a:ext uri="{28A0092B-C50C-407E-A947-70E740481C1C}">
                           <a14:useLocalDpi xmlns:a14="http://schemas.microsoft.com/office/drawing/2010/main" val="0"/>
@@ -1547,7 +1174,7 @@
                     <pic:cNvPicPr/>
                   </pic:nvPicPr>
                   <pic:blipFill>
-                    <a:blip r:embed="rId27"/>
+                    <a:blip r:embed="rId23"/>
                     <a:stretch>
                       <a:fillRect/>
                     </a:stretch>
@@ -1636,10 +1263,10 @@
           <w:noProof/>
         </w:rPr>
         <w:drawing>
-          <wp:inline distT="0" distB="0" distL="0" distR="0" wp14:anchorId="4D27447D" wp14:editId="2AA4476B">
+          <wp:inline distT="0" distB="0" distL="0" distR="0" wp14:anchorId="1C3D334F" wp14:editId="30A99526">
             <wp:extent cx="5274310" cy="2834640"/>
             <wp:effectExtent l="0" t="0" r="2540" b="3810"/>
-            <wp:docPr id="2024541410" name="Picture 1"/>
+            <wp:docPr id="1229304620" name="Picture 1"/>
             <wp:cNvGraphicFramePr>
               <a:graphicFrameLocks xmlns:a="http://schemas.openxmlformats.org/drawingml/2006/main" noChangeAspect="1"/>
             </wp:cNvGraphicFramePr>
@@ -1647,11 +1274,11 @@
               <a:graphicData uri="http://schemas.openxmlformats.org/drawingml/2006/picture">
                 <pic:pic xmlns:pic="http://schemas.openxmlformats.org/drawingml/2006/picture">
                   <pic:nvPicPr>
-                    <pic:cNvPr id="2024541410" name=""/>
+                    <pic:cNvPr id="1229304620" name=""/>
                     <pic:cNvPicPr/>
                   </pic:nvPicPr>
                   <pic:blipFill>
-                    <a:blip r:embed="rId28"/>
+                    <a:blip r:embed="rId24"/>
                     <a:stretch>
                       <a:fillRect/>
                     </a:stretch>
@@ -1672,438 +1299,57 @@
         </w:drawing>
       </w:r>
     </w:p>
-    <w:p>
-      <w:proofErr w:type="gramStart"/>
-      <w:r>
-        <w:t>Receptionist</w:t>
-      </w:r>
-      <w:proofErr w:type="gramEnd"/>
-      <w:r>
-        <w:t xml:space="preserve"> still can edit dental </w:t>
-      </w:r>
-      <w:proofErr w:type="gramStart"/>
-      <w:r>
-        <w:t>chart</w:t>
-      </w:r>
-      <w:proofErr w:type="gramEnd"/>
-      <w:r>
-        <w:t>.</w:t>
-      </w:r>
-    </w:p>
-    <w:p>
-      <w:r>
-        <w:t>Hindi na dapat na-</w:t>
+    <w:p/>
+    <w:p>
+      <w:r>
+        <w:t xml:space="preserve">Patient information </w:t>
+      </w:r>
+      <w:r>
+        <w:t>revision (</w:t>
+      </w:r>
+      <w:r>
+        <w:t>identical to PDA)</w:t>
+      </w:r>
+    </w:p>
+    <w:p>
+      <w:r>
+        <w:t>Paki-gaya ang format ng PDA para sa Patient Information Record or Dental/Medical History</w:t>
+      </w:r>
+    </w:p>
+    <w:p>
+      <w:r>
+        <w:t xml:space="preserve">na </w:t>
       </w:r>
       <w:proofErr w:type="spellStart"/>
       <w:r>
-        <w:t>eedit</w:t>
+        <w:t>kasabay</w:t>
       </w:r>
       <w:proofErr w:type="spellEnd"/>
       <w:r>
-        <w:t xml:space="preserve"> ng receptionist ang Dental Chart for viewing </w:t>
+        <w:t xml:space="preserve"> na </w:t>
       </w:r>
       <w:proofErr w:type="spellStart"/>
       <w:r>
-        <w:t>nalang</w:t>
+        <w:t>ise</w:t>
       </w:r>
       <w:proofErr w:type="spellEnd"/>
       <w:r>
-        <w:t xml:space="preserve"> </w:t>
-      </w:r>
-      <w:proofErr w:type="spellStart"/>
-      <w:r>
-        <w:t>sya</w:t>
-      </w:r>
-      <w:proofErr w:type="spellEnd"/>
-      <w:r>
-        <w:t xml:space="preserve"> or print</w:t>
-      </w:r>
-    </w:p>
-    <w:p/>
-    <w:p/>
-    <w:p/>
+        <w:t>-send na namin ng file na ‘to.</w:t>
+      </w:r>
+    </w:p>
+    <w:p>
+      <w:pPr>
+        <w:tabs>
+          <w:tab w:val="left" w:pos="1890"/>
+        </w:tabs>
+      </w:pPr>
+    </w:p>
     <w:p/>
     <w:p>
       <w:r>
         <w:rPr>
           <w:noProof/>
         </w:rPr>
-        <w:lastRenderedPageBreak/>
-        <w:drawing>
-          <wp:inline distT="0" distB="0" distL="0" distR="0" wp14:anchorId="4B06B8F8" wp14:editId="08303AEA">
-            <wp:extent cx="5274310" cy="2336800"/>
-            <wp:effectExtent l="0" t="0" r="2540" b="6350"/>
-            <wp:docPr id="1312097267" name="Picture 1"/>
-            <wp:cNvGraphicFramePr>
-              <a:graphicFrameLocks xmlns:a="http://schemas.openxmlformats.org/drawingml/2006/main" noChangeAspect="1"/>
-            </wp:cNvGraphicFramePr>
-            <a:graphic xmlns:a="http://schemas.openxmlformats.org/drawingml/2006/main">
-              <a:graphicData uri="http://schemas.openxmlformats.org/drawingml/2006/picture">
-                <pic:pic xmlns:pic="http://schemas.openxmlformats.org/drawingml/2006/picture">
-                  <pic:nvPicPr>
-                    <pic:cNvPr id="1312097267" name=""/>
-                    <pic:cNvPicPr/>
-                  </pic:nvPicPr>
-                  <pic:blipFill>
-                    <a:blip r:embed="rId29"/>
-                    <a:stretch>
-                      <a:fillRect/>
-                    </a:stretch>
-                  </pic:blipFill>
-                  <pic:spPr>
-                    <a:xfrm>
-                      <a:off x="0" y="0"/>
-                      <a:ext cx="5274310" cy="2336800"/>
-                    </a:xfrm>
-                    <a:prstGeom prst="rect">
-                      <a:avLst/>
-                    </a:prstGeom>
-                  </pic:spPr>
-                </pic:pic>
-              </a:graphicData>
-            </a:graphic>
-          </wp:inline>
-        </w:drawing>
-      </w:r>
-    </w:p>
-    <w:p/>
-    <w:p/>
-    <w:p>
-      <w:r>
-        <w:rPr>
-          <w:noProof/>
-        </w:rPr>
-        <w:drawing>
-          <wp:inline distT="0" distB="0" distL="0" distR="0" wp14:anchorId="0564E7C9" wp14:editId="6A30F0B3">
-            <wp:extent cx="2705100" cy="666750"/>
-            <wp:effectExtent l="0" t="0" r="0" b="0"/>
-            <wp:docPr id="450873610" name="Picture 6"/>
-            <wp:cNvGraphicFramePr>
-              <a:graphicFrameLocks xmlns:a="http://schemas.openxmlformats.org/drawingml/2006/main" noChangeAspect="1"/>
-            </wp:cNvGraphicFramePr>
-            <a:graphic xmlns:a="http://schemas.openxmlformats.org/drawingml/2006/main">
-              <a:graphicData uri="http://schemas.openxmlformats.org/drawingml/2006/picture">
-                <pic:pic xmlns:pic="http://schemas.openxmlformats.org/drawingml/2006/picture">
-                  <pic:nvPicPr>
-                    <pic:cNvPr id="450873610" name="Picture 450873610"/>
-                    <pic:cNvPicPr/>
-                  </pic:nvPicPr>
-                  <pic:blipFill>
-                    <a:blip r:embed="rId30">
-                      <a:extLst>
-                        <a:ext uri="{28A0092B-C50C-407E-A947-70E740481C1C}">
-                          <a14:useLocalDpi xmlns:a14="http://schemas.microsoft.com/office/drawing/2010/main" val="0"/>
-                        </a:ext>
-                      </a:extLst>
-                    </a:blip>
-                    <a:stretch>
-                      <a:fillRect/>
-                    </a:stretch>
-                  </pic:blipFill>
-                  <pic:spPr>
-                    <a:xfrm>
-                      <a:off x="0" y="0"/>
-                      <a:ext cx="2705100" cy="666750"/>
-                    </a:xfrm>
-                    <a:prstGeom prst="rect">
-                      <a:avLst/>
-                    </a:prstGeom>
-                  </pic:spPr>
-                </pic:pic>
-              </a:graphicData>
-            </a:graphic>
-          </wp:inline>
-        </w:drawing>
-      </w:r>
-    </w:p>
-    <w:p/>
-    <w:p>
-      <w:r>
-        <w:rPr>
-          <w:b/>
-          <w:bCs/>
-          <w:color w:val="008000"/>
-        </w:rPr>
-        <w:t xml:space="preserve">[DONE] </w:t>
-      </w:r>
-      <w:r>
-        <w:t>Age on Rx</w:t>
-      </w:r>
-    </w:p>
-    <w:p>
-      <w:r>
-        <w:t xml:space="preserve">Ang </w:t>
-      </w:r>
-      <w:proofErr w:type="spellStart"/>
-      <w:r>
-        <w:t>edad</w:t>
-      </w:r>
-      <w:proofErr w:type="spellEnd"/>
-      <w:r>
-        <w:t xml:space="preserve"> ng patient sa </w:t>
-      </w:r>
-      <w:proofErr w:type="spellStart"/>
-      <w:r>
-        <w:t>reseta</w:t>
-      </w:r>
-      <w:proofErr w:type="spellEnd"/>
-      <w:r>
-        <w:t xml:space="preserve"> is 0 </w:t>
-      </w:r>
-      <w:proofErr w:type="spellStart"/>
-      <w:r>
-        <w:t>parin</w:t>
-      </w:r>
-      <w:proofErr w:type="spellEnd"/>
-      <w:r>
-        <w:t xml:space="preserve">, dapat </w:t>
-      </w:r>
-      <w:proofErr w:type="spellStart"/>
-      <w:r>
-        <w:t>nagbabago</w:t>
-      </w:r>
-      <w:proofErr w:type="spellEnd"/>
-      <w:r>
-        <w:t xml:space="preserve"> </w:t>
-      </w:r>
-      <w:proofErr w:type="spellStart"/>
-      <w:r>
-        <w:t>ito</w:t>
-      </w:r>
-      <w:proofErr w:type="spellEnd"/>
-      <w:r>
-        <w:t xml:space="preserve"> base sa birthdate ng patient </w:t>
-      </w:r>
-    </w:p>
-    <w:p/>
-    <w:p/>
-    <w:p>
-      <w:r>
-        <w:rPr>
-          <w:noProof/>
-        </w:rPr>
-        <w:drawing>
-          <wp:inline distT="0" distB="0" distL="0" distR="0" wp14:anchorId="10452A42" wp14:editId="1985B04A">
-            <wp:extent cx="5274310" cy="1484630"/>
-            <wp:effectExtent l="0" t="0" r="2540" b="1270"/>
-            <wp:docPr id="148326035" name="Picture 1"/>
-            <wp:cNvGraphicFramePr>
-              <a:graphicFrameLocks xmlns:a="http://schemas.openxmlformats.org/drawingml/2006/main" noChangeAspect="1"/>
-            </wp:cNvGraphicFramePr>
-            <a:graphic xmlns:a="http://schemas.openxmlformats.org/drawingml/2006/main">
-              <a:graphicData uri="http://schemas.openxmlformats.org/drawingml/2006/picture">
-                <pic:pic xmlns:pic="http://schemas.openxmlformats.org/drawingml/2006/picture">
-                  <pic:nvPicPr>
-                    <pic:cNvPr id="148326035" name=""/>
-                    <pic:cNvPicPr/>
-                  </pic:nvPicPr>
-                  <pic:blipFill>
-                    <a:blip r:embed="rId31"/>
-                    <a:stretch>
-                      <a:fillRect/>
-                    </a:stretch>
-                  </pic:blipFill>
-                  <pic:spPr>
-                    <a:xfrm>
-                      <a:off x="0" y="0"/>
-                      <a:ext cx="5274310" cy="1484630"/>
-                    </a:xfrm>
-                    <a:prstGeom prst="rect">
-                      <a:avLst/>
-                    </a:prstGeom>
-                  </pic:spPr>
-                </pic:pic>
-              </a:graphicData>
-            </a:graphic>
-          </wp:inline>
-        </w:drawing>
-      </w:r>
-    </w:p>
-    <w:p>
-      <w:r>
-        <w:rPr>
-          <w:noProof/>
-        </w:rPr>
-        <w:drawing>
-          <wp:inline distT="0" distB="0" distL="0" distR="0" wp14:anchorId="5EEA92DB" wp14:editId="3A239D98">
-            <wp:extent cx="5274310" cy="412750"/>
-            <wp:effectExtent l="0" t="0" r="2540" b="6350"/>
-            <wp:docPr id="739769164" name="Picture 1"/>
-            <wp:cNvGraphicFramePr>
-              <a:graphicFrameLocks xmlns:a="http://schemas.openxmlformats.org/drawingml/2006/main" noChangeAspect="1"/>
-            </wp:cNvGraphicFramePr>
-            <a:graphic xmlns:a="http://schemas.openxmlformats.org/drawingml/2006/main">
-              <a:graphicData uri="http://schemas.openxmlformats.org/drawingml/2006/picture">
-                <pic:pic xmlns:pic="http://schemas.openxmlformats.org/drawingml/2006/picture">
-                  <pic:nvPicPr>
-                    <pic:cNvPr id="739769164" name=""/>
-                    <pic:cNvPicPr/>
-                  </pic:nvPicPr>
-                  <pic:blipFill>
-                    <a:blip r:embed="rId32"/>
-                    <a:stretch>
-                      <a:fillRect/>
-                    </a:stretch>
-                  </pic:blipFill>
-                  <pic:spPr>
-                    <a:xfrm>
-                      <a:off x="0" y="0"/>
-                      <a:ext cx="5274310" cy="412750"/>
-                    </a:xfrm>
-                    <a:prstGeom prst="rect">
-                      <a:avLst/>
-                    </a:prstGeom>
-                  </pic:spPr>
-                </pic:pic>
-              </a:graphicData>
-            </a:graphic>
-          </wp:inline>
-        </w:drawing>
-      </w:r>
-    </w:p>
-    <w:p/>
-    <w:p>
-      <w:r>
-        <w:rPr>
-          <w:b/>
-          <w:bCs/>
-          <w:color w:val="008000"/>
-        </w:rPr>
-        <w:t xml:space="preserve">[DONE] </w:t>
-      </w:r>
-      <w:r>
-        <w:t>A</w:t>
-      </w:r>
-      <w:r>
-        <w:t>ppointment report (</w:t>
-      </w:r>
-      <w:r>
-        <w:t>A</w:t>
-      </w:r>
-      <w:r>
-        <w:t>dd filter staff, services, status, payment type)</w:t>
-      </w:r>
-    </w:p>
-    <w:p>
-      <w:proofErr w:type="spellStart"/>
-      <w:r>
-        <w:t>Lagyan</w:t>
-      </w:r>
-      <w:proofErr w:type="spellEnd"/>
-      <w:r>
-        <w:t xml:space="preserve"> ng filter ang Appointment Report; by filtering patient name, services, dentist, status, and payment type. </w:t>
-      </w:r>
-      <w:proofErr w:type="spellStart"/>
-      <w:r>
-        <w:t>Katulad</w:t>
-      </w:r>
-      <w:proofErr w:type="spellEnd"/>
-      <w:r>
-        <w:t xml:space="preserve"> ng filter na </w:t>
-      </w:r>
-      <w:proofErr w:type="spellStart"/>
-      <w:r>
-        <w:t>ginawa</w:t>
-      </w:r>
-      <w:proofErr w:type="spellEnd"/>
-      <w:r>
-        <w:t xml:space="preserve"> </w:t>
-      </w:r>
-      <w:proofErr w:type="spellStart"/>
-      <w:r>
-        <w:t>mo</w:t>
-      </w:r>
-      <w:proofErr w:type="spellEnd"/>
-      <w:r>
-        <w:t xml:space="preserve"> sa pos transaction history.</w:t>
-      </w:r>
-    </w:p>
-    <w:p/>
-    <w:p>
-      <w:r>
-        <w:rPr>
-          <w:noProof/>
-        </w:rPr>
-        <w:lastRenderedPageBreak/>
-        <w:drawing>
-          <wp:inline distT="0" distB="0" distL="0" distR="0" wp14:anchorId="1C3D334F" wp14:editId="30A99526">
-            <wp:extent cx="5274310" cy="2834640"/>
-            <wp:effectExtent l="0" t="0" r="2540" b="3810"/>
-            <wp:docPr id="1229304620" name="Picture 1"/>
-            <wp:cNvGraphicFramePr>
-              <a:graphicFrameLocks xmlns:a="http://schemas.openxmlformats.org/drawingml/2006/main" noChangeAspect="1"/>
-            </wp:cNvGraphicFramePr>
-            <a:graphic xmlns:a="http://schemas.openxmlformats.org/drawingml/2006/main">
-              <a:graphicData uri="http://schemas.openxmlformats.org/drawingml/2006/picture">
-                <pic:pic xmlns:pic="http://schemas.openxmlformats.org/drawingml/2006/picture">
-                  <pic:nvPicPr>
-                    <pic:cNvPr id="1229304620" name=""/>
-                    <pic:cNvPicPr/>
-                  </pic:nvPicPr>
-                  <pic:blipFill>
-                    <a:blip r:embed="rId33"/>
-                    <a:stretch>
-                      <a:fillRect/>
-                    </a:stretch>
-                  </pic:blipFill>
-                  <pic:spPr>
-                    <a:xfrm>
-                      <a:off x="0" y="0"/>
-                      <a:ext cx="5274310" cy="2834640"/>
-                    </a:xfrm>
-                    <a:prstGeom prst="rect">
-                      <a:avLst/>
-                    </a:prstGeom>
-                  </pic:spPr>
-                </pic:pic>
-              </a:graphicData>
-            </a:graphic>
-          </wp:inline>
-        </w:drawing>
-      </w:r>
-    </w:p>
-    <w:p/>
-    <w:p>
-      <w:r>
-        <w:t xml:space="preserve">Patient information </w:t>
-      </w:r>
-      <w:proofErr w:type="gramStart"/>
-      <w:r>
-        <w:t>revision(</w:t>
-      </w:r>
-      <w:proofErr w:type="gramEnd"/>
-      <w:r>
-        <w:t>identical to PDA)</w:t>
-      </w:r>
-    </w:p>
-    <w:p>
-      <w:r>
-        <w:t>Paki-gaya ang format ng PDA para sa Patient Information Record or Dental/Medical History</w:t>
-      </w:r>
-    </w:p>
-    <w:p>
-      <w:r>
-        <w:t xml:space="preserve">na </w:t>
-      </w:r>
-      <w:proofErr w:type="spellStart"/>
-      <w:r>
-        <w:t>kasabay</w:t>
-      </w:r>
-      <w:proofErr w:type="spellEnd"/>
-      <w:r>
-        <w:t xml:space="preserve"> na </w:t>
-      </w:r>
-      <w:proofErr w:type="spellStart"/>
-      <w:r>
-        <w:t>ise</w:t>
-      </w:r>
-      <w:proofErr w:type="spellEnd"/>
-      <w:r>
-        <w:t>-send na namin ng file na ‘to.</w:t>
-      </w:r>
-    </w:p>
-    <w:p>
-      <w:r>
         <w:lastRenderedPageBreak/>
         <w:drawing>
           <wp:inline distT="0" distB="0" distL="0" distR="0" wp14:anchorId="7C77B0B8" wp14:editId="6778F5F3">
@@ -2121,7 +1367,7 @@
                     <pic:cNvPicPr/>
                   </pic:nvPicPr>
                   <pic:blipFill>
-                    <a:blip r:embed="rId34"/>
+                    <a:blip r:embed="rId25"/>
                     <a:stretch>
                       <a:fillRect/>
                     </a:stretch>
@@ -2145,6 +1391,9 @@
     <w:p/>
     <w:p>
       <w:r>
+        <w:rPr>
+          <w:noProof/>
+        </w:rPr>
         <w:lastRenderedPageBreak/>
         <w:drawing>
           <wp:inline distT="0" distB="0" distL="0" distR="0" wp14:anchorId="55AB08DD" wp14:editId="767EB727">
@@ -2162,7 +1411,7 @@
                     <pic:cNvPicPr/>
                   </pic:nvPicPr>
                   <pic:blipFill>
-                    <a:blip r:embed="rId35"/>
+                    <a:blip r:embed="rId26"/>
                     <a:stretch>
                       <a:fillRect/>
                     </a:stretch>
@@ -2205,99 +1454,16 @@
       </w:r>
     </w:p>
     <w:p/>
-    <w:p/>
-    <w:p>
-      <w:pPr>
-        <w:rPr>
-          <w:noProof/>
-        </w:rPr>
-      </w:pPr>
-      <w:r>
-        <w:rPr>
-          <w:noProof/>
-        </w:rPr>
-        <w:drawing>
-          <wp:inline distT="0" distB="0" distL="0" distR="0" wp14:anchorId="571B46E8" wp14:editId="03CF071F">
-            <wp:extent cx="5274310" cy="2834640"/>
-            <wp:effectExtent l="0" t="0" r="2540" b="3810"/>
-            <wp:docPr id="682654905" name="Picture 1"/>
-            <wp:cNvGraphicFramePr>
-              <a:graphicFrameLocks xmlns:a="http://schemas.openxmlformats.org/drawingml/2006/main" noChangeAspect="1"/>
-            </wp:cNvGraphicFramePr>
-            <a:graphic xmlns:a="http://schemas.openxmlformats.org/drawingml/2006/main">
-              <a:graphicData uri="http://schemas.openxmlformats.org/drawingml/2006/picture">
-                <pic:pic xmlns:pic="http://schemas.openxmlformats.org/drawingml/2006/picture">
-                  <pic:nvPicPr>
-                    <pic:cNvPr id="682654905" name=""/>
-                    <pic:cNvPicPr/>
-                  </pic:nvPicPr>
-                  <pic:blipFill>
-                    <a:blip r:embed="rId36"/>
-                    <a:stretch>
-                      <a:fillRect/>
-                    </a:stretch>
-                  </pic:blipFill>
-                  <pic:spPr>
-                    <a:xfrm>
-                      <a:off x="0" y="0"/>
-                      <a:ext cx="5274310" cy="2834640"/>
-                    </a:xfrm>
-                    <a:prstGeom prst="rect">
-                      <a:avLst/>
-                    </a:prstGeom>
-                  </pic:spPr>
-                </pic:pic>
-              </a:graphicData>
-            </a:graphic>
-          </wp:inline>
-        </w:drawing>
-      </w:r>
-    </w:p>
-    <w:p/>
     <w:p>
       <w:pPr>
         <w:tabs>
           <w:tab w:val="left" w:pos="1785"/>
         </w:tabs>
       </w:pPr>
-      <w:r>
-        <w:rPr>
-          <w:b/>
-          <w:bCs/>
-          <w:color w:val="008000"/>
-        </w:rPr>
-        <w:t xml:space="preserve">[DONE] </w:t>
-      </w:r>
-      <w:r>
-        <w:t>Error pops out in step 2</w:t>
-      </w:r>
-    </w:p>
-    <w:p>
-      <w:pPr>
-        <w:tabs>
-          <w:tab w:val="left" w:pos="1785"/>
-        </w:tabs>
-      </w:pPr>
-      <w:proofErr w:type="spellStart"/>
-      <w:r>
-        <w:t>Halimbawa</w:t>
-      </w:r>
-      <w:proofErr w:type="spellEnd"/>
-      <w:r>
-        <w:t xml:space="preserve"> ang error is sa step 2 </w:t>
-      </w:r>
-      <w:proofErr w:type="spellStart"/>
-      <w:r>
-        <w:t>palang</w:t>
-      </w:r>
-      <w:proofErr w:type="spellEnd"/>
-      <w:r>
-        <w:t xml:space="preserve"> lalabas na to, hindi kapag tapos na lahat ng steps</w:t>
-      </w:r>
     </w:p>
     <w:sectPr>
-      <w:headerReference w:type="default" r:id="rId37"/>
-      <w:footerReference w:type="default" r:id="rId38"/>
+      <w:headerReference w:type="default" r:id="rId27"/>
+      <w:footerReference w:type="default" r:id="rId28"/>
       <w:pgSz w:w="11906" w:h="16838"/>
       <w:pgMar w:top="1440" w:right="1800" w:bottom="1440" w:left="1800" w:header="720" w:footer="720" w:gutter="0"/>
       <w:cols w:space="720"/>
